--- a/docs/Methodology_ImprovementsJun2206.docx
+++ b/docs/Methodology_ImprovementsJun2206.docx
@@ -2,7 +2,1491 @@
 <file path=word/document.xml><?xml version="1.0" encoding="utf-8"?>
 <w:document xmlns:wpc="http://schemas.microsoft.com/office/word/2010/wordprocessingCanvas" xmlns:cx="http://schemas.microsoft.com/office/drawing/2014/chartex" xmlns:cx1="http://schemas.microsoft.com/office/drawing/2015/9/8/chartex" xmlns:cx2="http://schemas.microsoft.com/office/drawing/2015/10/21/chartex" xmlns:cx3="http://schemas.microsoft.com/office/drawing/2016/5/9/chartex" xmlns:cx4="http://schemas.microsoft.com/office/drawing/2016/5/10/chartex" xmlns:cx5="http://schemas.microsoft.com/office/drawing/2016/5/11/chartex" xmlns:cx6="http://schemas.microsoft.com/office/drawing/2016/5/12/chartex" xmlns:cx7="http://schemas.microsoft.com/office/drawing/2016/5/13/chartex" xmlns:cx8="http://schemas.microsoft.com/office/drawing/2016/5/14/chartex" xmlns:mc="http://schemas.openxmlformats.org/markup-compatibility/2006" xmlns:aink="http://schemas.microsoft.com/office/drawing/2016/ink" xmlns:am3d="http://schemas.microsoft.com/office/drawing/2017/model3d" xmlns:o="urn:schemas-microsoft-com:office:office" xmlns:oel="http://schemas.microsoft.com/office/2019/extlst" xmlns:r="http://schemas.openxmlformats.org/officeDocument/2006/relationships" xmlns:m="http://schemas.openxmlformats.org/officeDocument/2006/math" xmlns:v="urn:schemas-microsoft-com:vml" xmlns:wp14="http://schemas.microsoft.com/office/word/2010/wordprocessingDrawing" xmlns:wp="http://schemas.openxmlformats.org/drawingml/2006/wordprocessingDrawing" xmlns:w10="urn:schemas-microsoft-com:office:word" xmlns:w="http://schemas.openxmlformats.org/wordprocessingml/2006/main" xmlns:w14="http://schemas.microsoft.com/office/word/2010/wordml" xmlns:w15="http://schemas.microsoft.com/office/word/2012/wordml" xmlns:w16cex="http://schemas.microsoft.com/office/word/2018/wordml/cex" xmlns:w16cid="http://schemas.microsoft.com/office/word/2016/wordml/cid" xmlns:w16="http://schemas.microsoft.com/office/word/2018/wordml" xmlns:w16du="http://schemas.microsoft.com/office/word/2023/wordml/word16du" xmlns:w16sdtdh="http://schemas.microsoft.com/office/word/2020/wordml/sdtdatahash" xmlns:w16sdtfl="http://schemas.microsoft.com/office/word/2024/wordml/sdtformatlock" xmlns:w16se="http://schemas.microsoft.com/office/word/2015/wordml/symex" xmlns:wpg="http://schemas.microsoft.com/office/word/2010/wordprocessingGroup" xmlns:wpi="http://schemas.microsoft.com/office/word/2010/wordprocessingInk" xmlns:wne="http://schemas.microsoft.com/office/word/2006/wordml" xmlns:wps="http://schemas.microsoft.com/office/word/2010/wordprocessingShape" mc:Ignorable="w14 w15 w16se w16cid w16 w16cex w16sdtdh w16sdtfl w16du wp14">
   <w:body>
+    <w:p>
+      <w:r>
+        <w:t>Existing architecture:</w:t>
+      </w:r>
+    </w:p>
     <w:p/>
+    <w:p>
+      <w:pPr>
+        <w:rPr>
+          <w:b/>
+          <w:bCs/>
+        </w:rPr>
+      </w:pPr>
+      <w:r>
+        <w:t>1. Data scrape + preprocessing</w:t>
+      </w:r>
+      <w:r>
+        <w:t xml:space="preserve"> </w:t>
+      </w:r>
+      <w:r>
+        <w:rPr>
+          <w:b/>
+          <w:bCs/>
+        </w:rPr>
+        <w:t>(</w:t>
+      </w:r>
+      <w:proofErr w:type="spellStart"/>
+      <w:r>
+        <w:rPr>
+          <w:b/>
+          <w:bCs/>
+        </w:rPr>
+        <w:t>mlb</w:t>
+      </w:r>
+      <w:proofErr w:type="spellEnd"/>
+      <w:r>
+        <w:rPr>
+          <w:b/>
+          <w:bCs/>
+        </w:rPr>
+        <w:t>-data-pipeline)</w:t>
+      </w:r>
+    </w:p>
+    <w:p>
+      <w:pPr>
+        <w:rPr>
+          <w:b/>
+          <w:bCs/>
+        </w:rPr>
+      </w:pPr>
+      <w:r>
+        <w:t>2. EDA + feature selection</w:t>
+      </w:r>
+      <w:r>
+        <w:t xml:space="preserve"> </w:t>
+      </w:r>
+      <w:r>
+        <w:rPr>
+          <w:b/>
+          <w:bCs/>
+        </w:rPr>
+        <w:t>(</w:t>
+      </w:r>
+      <w:proofErr w:type="spellStart"/>
+      <w:r>
+        <w:rPr>
+          <w:b/>
+          <w:bCs/>
+        </w:rPr>
+        <w:t>perceptronix</w:t>
+      </w:r>
+      <w:proofErr w:type="spellEnd"/>
+      <w:r>
+        <w:rPr>
+          <w:b/>
+          <w:bCs/>
+        </w:rPr>
+        <w:t>-</w:t>
+      </w:r>
+      <w:proofErr w:type="spellStart"/>
+      <w:r>
+        <w:rPr>
+          <w:b/>
+          <w:bCs/>
+        </w:rPr>
+        <w:t>eda</w:t>
+      </w:r>
+      <w:proofErr w:type="spellEnd"/>
+      <w:r>
+        <w:rPr>
+          <w:b/>
+          <w:bCs/>
+        </w:rPr>
+        <w:t>-pipeline)</w:t>
+      </w:r>
+    </w:p>
+    <w:p>
+      <w:pPr>
+        <w:rPr>
+          <w:b/>
+          <w:bCs/>
+        </w:rPr>
+      </w:pPr>
+      <w:r>
+        <w:t>3. Generic model training / hyperparameter search</w:t>
+      </w:r>
+      <w:r>
+        <w:t xml:space="preserve"> </w:t>
+      </w:r>
+      <w:r>
+        <w:rPr>
+          <w:b/>
+          <w:bCs/>
+        </w:rPr>
+        <w:t>(LGBM)</w:t>
+      </w:r>
+    </w:p>
+    <w:p>
+      <w:pPr>
+        <w:rPr>
+          <w:b/>
+          <w:bCs/>
+        </w:rPr>
+      </w:pPr>
+      <w:r>
+        <w:t>4. Ensemble construction</w:t>
+      </w:r>
+      <w:r>
+        <w:t xml:space="preserve"> </w:t>
+      </w:r>
+      <w:r>
+        <w:rPr>
+          <w:b/>
+          <w:bCs/>
+        </w:rPr>
+        <w:t xml:space="preserve">(evaluate ROI of trees via </w:t>
+      </w:r>
+      <w:proofErr w:type="spellStart"/>
+      <w:r>
+        <w:rPr>
+          <w:b/>
+          <w:bCs/>
+        </w:rPr>
+        <w:t>sports_model_eval</w:t>
+      </w:r>
+      <w:proofErr w:type="spellEnd"/>
+      <w:r>
+        <w:rPr>
+          <w:b/>
+          <w:bCs/>
+        </w:rPr>
+        <w:t xml:space="preserve"> pipeline)</w:t>
+      </w:r>
+    </w:p>
+    <w:p>
+      <w:r>
+        <w:t>5. Spreadsheet stakeholder review</w:t>
+      </w:r>
+    </w:p>
+    <w:p>
+      <w:pPr>
+        <w:rPr>
+          <w:b/>
+          <w:bCs/>
+        </w:rPr>
+      </w:pPr>
+      <w:r>
+        <w:t>6. MLB Scion development pipeline in GitHub</w:t>
+      </w:r>
+      <w:r>
+        <w:t xml:space="preserve"> </w:t>
+      </w:r>
+      <w:r>
+        <w:rPr>
+          <w:b/>
+          <w:bCs/>
+        </w:rPr>
+        <w:t>(MLB Dev Pipeline)</w:t>
+      </w:r>
+    </w:p>
+    <w:p>
+      <w:r>
+        <w:t>7. Branching / merging / tagging stable versions</w:t>
+      </w:r>
+    </w:p>
+    <w:p>
+      <w:pPr>
+        <w:rPr>
+          <w:b/>
+          <w:bCs/>
+        </w:rPr>
+      </w:pPr>
+      <w:r>
+        <w:t>8. Deployment pipeline</w:t>
+      </w:r>
+      <w:r>
+        <w:t xml:space="preserve"> </w:t>
+      </w:r>
+      <w:r>
+        <w:rPr>
+          <w:b/>
+          <w:bCs/>
+        </w:rPr>
+        <w:t>(MLB Deployment pipeline)</w:t>
+      </w:r>
+    </w:p>
+    <w:p>
+      <w:pPr>
+        <w:rPr>
+          <w:b/>
+          <w:bCs/>
+        </w:rPr>
+      </w:pPr>
+    </w:p>
+    <w:p>
+      <w:pPr>
+        <w:pStyle w:val="p1"/>
+      </w:pPr>
+      <w:r>
+        <w:rPr>
+          <w:b/>
+          <w:bCs/>
+        </w:rPr>
+        <w:t xml:space="preserve">The overall system/process is closer to </w:t>
+      </w:r>
+      <w:proofErr w:type="gramStart"/>
+      <w:r>
+        <w:rPr>
+          <w:b/>
+          <w:bCs/>
+        </w:rPr>
+        <w:t>professional-grade</w:t>
+      </w:r>
+      <w:proofErr w:type="gramEnd"/>
+      <w:r>
+        <w:rPr>
+          <w:b/>
+          <w:bCs/>
+        </w:rPr>
+        <w:t xml:space="preserve"> than the single LGBM script in isolation.</w:t>
+      </w:r>
+    </w:p>
+    <w:p>
+      <w:pPr>
+        <w:pStyle w:val="p2"/>
+      </w:pPr>
+      <w:r>
+        <w:t xml:space="preserve">The LGBM script is not meant to be the whole product. It is a </w:t>
+      </w:r>
+      <w:r>
+        <w:rPr>
+          <w:rStyle w:val="s1"/>
+          <w:b/>
+          <w:bCs/>
+        </w:rPr>
+        <w:t>model-generation component</w:t>
+      </w:r>
+      <w:r>
+        <w:t>. In that context, it is more defensible.</w:t>
+      </w:r>
+    </w:p>
+    <w:p>
+      <w:pPr>
+        <w:pStyle w:val="p2"/>
+      </w:pPr>
+      <w:r>
+        <w:t>However, the key improvement still stands:</w:t>
+      </w:r>
+    </w:p>
+    <w:p>
+      <w:pPr>
+        <w:pStyle w:val="p1"/>
+        <w:rPr>
+          <w:rStyle w:val="s2"/>
+        </w:rPr>
+      </w:pPr>
+      <w:r>
+        <w:t xml:space="preserve">You do </w:t>
+      </w:r>
+      <w:r>
+        <w:rPr>
+          <w:rStyle w:val="s1"/>
+          <w:b/>
+          <w:bCs/>
+        </w:rPr>
+        <w:t>not necessarily need a betting-specific replacement model</w:t>
+      </w:r>
+      <w:r>
+        <w:rPr>
+          <w:rStyle w:val="s2"/>
+        </w:rPr>
+        <w:t>.</w:t>
+      </w:r>
+    </w:p>
+    <w:p>
+      <w:pPr>
+        <w:pStyle w:val="p3"/>
+      </w:pPr>
+      <w:r>
+        <w:t>What you probably need is a clearer separation between:</w:t>
+      </w:r>
+    </w:p>
+    <w:p>
+      <w:pPr>
+        <w:rPr>
+          <w:b/>
+          <w:bCs/>
+        </w:rPr>
+      </w:pPr>
+      <w:r>
+        <w:rPr>
+          <w:b/>
+          <w:bCs/>
+        </w:rPr>
+        <w:t>Probability models</w:t>
+      </w:r>
+    </w:p>
+    <w:p>
+      <w:pPr>
+        <w:rPr>
+          <w:b/>
+          <w:bCs/>
+        </w:rPr>
+      </w:pPr>
+      <w:r>
+        <w:rPr>
+          <w:b/>
+          <w:bCs/>
+        </w:rPr>
+        <w:t xml:space="preserve">    ↓</w:t>
+      </w:r>
+    </w:p>
+    <w:p>
+      <w:pPr>
+        <w:rPr>
+          <w:b/>
+          <w:bCs/>
+        </w:rPr>
+      </w:pPr>
+      <w:r>
+        <w:rPr>
+          <w:b/>
+          <w:bCs/>
+        </w:rPr>
+        <w:t>Ensemble probability</w:t>
+      </w:r>
+    </w:p>
+    <w:p>
+      <w:pPr>
+        <w:rPr>
+          <w:b/>
+          <w:bCs/>
+        </w:rPr>
+      </w:pPr>
+      <w:r>
+        <w:rPr>
+          <w:b/>
+          <w:bCs/>
+        </w:rPr>
+        <w:t xml:space="preserve">    ↓</w:t>
+      </w:r>
+    </w:p>
+    <w:p>
+      <w:pPr>
+        <w:rPr>
+          <w:b/>
+          <w:bCs/>
+        </w:rPr>
+      </w:pPr>
+      <w:r>
+        <w:rPr>
+          <w:b/>
+          <w:bCs/>
+        </w:rPr>
+        <w:t>Calibration</w:t>
+      </w:r>
+    </w:p>
+    <w:p>
+      <w:pPr>
+        <w:rPr>
+          <w:b/>
+          <w:bCs/>
+        </w:rPr>
+      </w:pPr>
+      <w:r>
+        <w:rPr>
+          <w:b/>
+          <w:bCs/>
+        </w:rPr>
+        <w:t xml:space="preserve">    ↓</w:t>
+      </w:r>
+    </w:p>
+    <w:p>
+      <w:pPr>
+        <w:rPr>
+          <w:b/>
+          <w:bCs/>
+        </w:rPr>
+      </w:pPr>
+      <w:r>
+        <w:rPr>
+          <w:b/>
+          <w:bCs/>
+        </w:rPr>
+        <w:t>Betting decision layer</w:t>
+      </w:r>
+    </w:p>
+    <w:p>
+      <w:pPr>
+        <w:rPr>
+          <w:b/>
+          <w:bCs/>
+        </w:rPr>
+      </w:pPr>
+      <w:r>
+        <w:rPr>
+          <w:b/>
+          <w:bCs/>
+        </w:rPr>
+        <w:t xml:space="preserve">    ↓</w:t>
+      </w:r>
+    </w:p>
+    <w:p>
+      <w:pPr>
+        <w:rPr>
+          <w:b/>
+          <w:bCs/>
+        </w:rPr>
+      </w:pPr>
+      <w:r>
+        <w:rPr>
+          <w:b/>
+          <w:bCs/>
+        </w:rPr>
+        <w:t>Stake sizing / no-bet decision</w:t>
+      </w:r>
+    </w:p>
+    <w:p>
+      <w:pPr>
+        <w:rPr>
+          <w:b/>
+          <w:bCs/>
+        </w:rPr>
+      </w:pPr>
+      <w:r>
+        <w:rPr>
+          <w:b/>
+          <w:bCs/>
+        </w:rPr>
+        <w:t xml:space="preserve">    ↓</w:t>
+      </w:r>
+    </w:p>
+    <w:p>
+      <w:pPr>
+        <w:rPr>
+          <w:b/>
+          <w:bCs/>
+        </w:rPr>
+      </w:pPr>
+      <w:r>
+        <w:rPr>
+          <w:b/>
+          <w:bCs/>
+        </w:rPr>
+        <w:t>Deployment</w:t>
+      </w:r>
+    </w:p>
+    <w:p>
+      <w:pPr>
+        <w:rPr>
+          <w:b/>
+          <w:bCs/>
+        </w:rPr>
+      </w:pPr>
+    </w:p>
+    <w:p>
+      <w:pPr>
+        <w:pStyle w:val="p1"/>
+      </w:pPr>
+      <w:r>
+        <w:t>Your current LGBM script can remain a generic classifier. That is fine.</w:t>
+      </w:r>
+    </w:p>
+    <w:p>
+      <w:pPr>
+        <w:pStyle w:val="p1"/>
+      </w:pPr>
+      <w:r>
+        <w:t xml:space="preserve">The betting-specific intelligence should sit mainly in the </w:t>
+      </w:r>
+      <w:r>
+        <w:rPr>
+          <w:rStyle w:val="s1"/>
+          <w:b/>
+          <w:bCs/>
+        </w:rPr>
+        <w:t>ensemble evaluation / decision layer</w:t>
+      </w:r>
+      <w:r>
+        <w:t>, not necessarily inside the LGBM classifier itself.</w:t>
+      </w:r>
+    </w:p>
+    <w:p>
+      <w:pPr>
+        <w:pStyle w:val="p1"/>
+      </w:pPr>
+      <w:proofErr w:type="gramStart"/>
+      <w:r>
+        <w:t>So</w:t>
+      </w:r>
+      <w:proofErr w:type="gramEnd"/>
+      <w:r>
+        <w:t xml:space="preserve"> the more accurate recommendation is:</w:t>
+      </w:r>
+    </w:p>
+    <w:p>
+      <w:pPr>
+        <w:pStyle w:val="p2"/>
+      </w:pPr>
+      <w:r>
+        <w:t xml:space="preserve">Keep the LGBM script </w:t>
+      </w:r>
+      <w:proofErr w:type="gramStart"/>
+      <w:r>
+        <w:t>generic, but</w:t>
+      </w:r>
+      <w:proofErr w:type="gramEnd"/>
+      <w:r>
+        <w:t xml:space="preserve"> build a professional betting-specific evaluation and decision framework around the ensemble.</w:t>
+      </w:r>
+    </w:p>
+    <w:p>
+      <w:pPr>
+        <w:pStyle w:val="p3"/>
+      </w:pPr>
+      <w:r>
+        <w:t>That framework should answer:</w:t>
+      </w:r>
+    </w:p>
+    <w:p>
+      <w:pPr>
+        <w:rPr>
+          <w:b/>
+          <w:bCs/>
+        </w:rPr>
+      </w:pPr>
+      <w:r>
+        <w:rPr>
+          <w:b/>
+          <w:bCs/>
+        </w:rPr>
+        <w:lastRenderedPageBreak/>
+        <w:t>Which model/ensemble is most accurate?</w:t>
+      </w:r>
+    </w:p>
+    <w:p>
+      <w:pPr>
+        <w:rPr>
+          <w:b/>
+          <w:bCs/>
+        </w:rPr>
+      </w:pPr>
+      <w:r>
+        <w:rPr>
+          <w:b/>
+          <w:bCs/>
+        </w:rPr>
+        <w:t>Which is best calibrated?</w:t>
+      </w:r>
+    </w:p>
+    <w:p>
+      <w:pPr>
+        <w:rPr>
+          <w:b/>
+          <w:bCs/>
+        </w:rPr>
+      </w:pPr>
+      <w:r>
+        <w:rPr>
+          <w:b/>
+          <w:bCs/>
+        </w:rPr>
+        <w:t>Which performs best by bookmaker odds band?</w:t>
+      </w:r>
+    </w:p>
+    <w:p>
+      <w:pPr>
+        <w:rPr>
+          <w:b/>
+          <w:bCs/>
+        </w:rPr>
+      </w:pPr>
+      <w:r>
+        <w:rPr>
+          <w:b/>
+          <w:bCs/>
+        </w:rPr>
+        <w:t>Which performs best out-of-sample?</w:t>
+      </w:r>
+    </w:p>
+    <w:p>
+      <w:pPr>
+        <w:rPr>
+          <w:b/>
+          <w:bCs/>
+        </w:rPr>
+      </w:pPr>
+      <w:r>
+        <w:rPr>
+          <w:b/>
+          <w:bCs/>
+        </w:rPr>
+        <w:t>Which produces stable ROI?</w:t>
+      </w:r>
+    </w:p>
+    <w:p>
+      <w:pPr>
+        <w:rPr>
+          <w:b/>
+          <w:bCs/>
+        </w:rPr>
+      </w:pPr>
+      <w:r>
+        <w:rPr>
+          <w:b/>
+          <w:bCs/>
+        </w:rPr>
+        <w:t>Which has acceptable drawdown?</w:t>
+      </w:r>
+    </w:p>
+    <w:p>
+      <w:pPr>
+        <w:rPr>
+          <w:b/>
+          <w:bCs/>
+        </w:rPr>
+      </w:pPr>
+      <w:r>
+        <w:rPr>
+          <w:b/>
+          <w:bCs/>
+        </w:rPr>
+        <w:t>Which features are stable over time?</w:t>
+      </w:r>
+    </w:p>
+    <w:p>
+      <w:pPr>
+        <w:rPr>
+          <w:b/>
+          <w:bCs/>
+        </w:rPr>
+      </w:pPr>
+      <w:r>
+        <w:rPr>
+          <w:b/>
+          <w:bCs/>
+        </w:rPr>
+        <w:t>Which model degrades least under market shift?</w:t>
+      </w:r>
+    </w:p>
+    <w:p>
+      <w:pPr>
+        <w:rPr>
+          <w:b/>
+          <w:bCs/>
+        </w:rPr>
+      </w:pPr>
+    </w:p>
+    <w:p>
+      <w:pPr>
+        <w:pStyle w:val="p1"/>
+      </w:pPr>
+      <w:r>
+        <w:t xml:space="preserve">The spreadsheet stakeholder layer is fine as a review surface. But behind it, I’d want a more formal </w:t>
+      </w:r>
+      <w:r>
+        <w:rPr>
+          <w:rStyle w:val="s1"/>
+          <w:b/>
+          <w:bCs/>
+        </w:rPr>
+        <w:t>model registry / candidate-selection report</w:t>
+      </w:r>
+      <w:r>
+        <w:t>.</w:t>
+      </w:r>
+    </w:p>
+    <w:p>
+      <w:pPr>
+        <w:pStyle w:val="p2"/>
+      </w:pPr>
+      <w:r>
+        <w:t>Something like:</w:t>
+      </w:r>
+    </w:p>
+    <w:tbl>
+      <w:tblPr>
+        <w:tblW w:w="5000" w:type="pct"/>
+        <w:tblBorders>
+          <w:top w:val="single" w:sz="6" w:space="0" w:color="auto"/>
+          <w:left w:val="single" w:sz="6" w:space="0" w:color="auto"/>
+          <w:bottom w:val="single" w:sz="6" w:space="0" w:color="auto"/>
+          <w:right w:val="single" w:sz="6" w:space="0" w:color="auto"/>
+        </w:tblBorders>
+        <w:tblCellMar>
+          <w:top w:w="160" w:type="dxa"/>
+          <w:left w:w="160" w:type="dxa"/>
+          <w:bottom w:w="160" w:type="dxa"/>
+          <w:right w:w="160" w:type="dxa"/>
+        </w:tblCellMar>
+        <w:tblLook w:val="04A0" w:firstRow="1" w:lastRow="0" w:firstColumn="1" w:lastColumn="0" w:noHBand="0" w:noVBand="1"/>
+      </w:tblPr>
+      <w:tblGrid>
+        <w:gridCol w:w="3339"/>
+        <w:gridCol w:w="5671"/>
+      </w:tblGrid>
+      <w:tr>
+        <w:trPr>
+          <w:tblHeader/>
+        </w:trPr>
+        <w:tc>
+          <w:tcPr>
+            <w:tcW w:w="0" w:type="auto"/>
+            <w:tcBorders>
+              <w:top w:val="single" w:sz="6" w:space="0" w:color="auto"/>
+              <w:left w:val="single" w:sz="6" w:space="0" w:color="auto"/>
+              <w:bottom w:val="single" w:sz="6" w:space="0" w:color="auto"/>
+              <w:right w:val="single" w:sz="6" w:space="0" w:color="auto"/>
+            </w:tcBorders>
+            <w:noWrap/>
+            <w:tcMar>
+              <w:top w:w="120" w:type="dxa"/>
+              <w:left w:w="180" w:type="dxa"/>
+              <w:bottom w:w="120" w:type="dxa"/>
+              <w:right w:w="180" w:type="dxa"/>
+            </w:tcMar>
+            <w:vAlign w:val="center"/>
+            <w:hideMark/>
+          </w:tcPr>
+          <w:p>
+            <w:pPr>
+              <w:spacing w:before="100" w:beforeAutospacing="1" w:after="100" w:afterAutospacing="1"/>
+              <w:jc w:val="center"/>
+              <w:rPr>
+                <w:rFonts w:ascii="Times New Roman" w:eastAsia="Times New Roman" w:hAnsi="Times New Roman" w:cs="Times New Roman"/>
+                <w:b/>
+                <w:bCs/>
+                <w:kern w:val="0"/>
+                <w:lang w:eastAsia="en-GB"/>
+                <w14:ligatures w14:val="none"/>
+              </w:rPr>
+            </w:pPr>
+            <w:r>
+              <w:rPr>
+                <w:rFonts w:ascii="Times New Roman" w:eastAsia="Times New Roman" w:hAnsi="Times New Roman" w:cs="Times New Roman"/>
+                <w:b/>
+                <w:bCs/>
+                <w:kern w:val="0"/>
+                <w:lang w:eastAsia="en-GB"/>
+                <w14:ligatures w14:val="none"/>
+              </w:rPr>
+              <w:t>Stage</w:t>
+            </w:r>
+          </w:p>
+        </w:tc>
+        <w:tc>
+          <w:tcPr>
+            <w:tcW w:w="0" w:type="auto"/>
+            <w:tcBorders>
+              <w:top w:val="single" w:sz="6" w:space="0" w:color="auto"/>
+              <w:left w:val="single" w:sz="6" w:space="0" w:color="auto"/>
+              <w:bottom w:val="single" w:sz="6" w:space="0" w:color="auto"/>
+              <w:right w:val="single" w:sz="6" w:space="0" w:color="auto"/>
+            </w:tcBorders>
+            <w:noWrap/>
+            <w:tcMar>
+              <w:top w:w="120" w:type="dxa"/>
+              <w:left w:w="180" w:type="dxa"/>
+              <w:bottom w:w="120" w:type="dxa"/>
+              <w:right w:w="180" w:type="dxa"/>
+            </w:tcMar>
+            <w:vAlign w:val="center"/>
+            <w:hideMark/>
+          </w:tcPr>
+          <w:p>
+            <w:pPr>
+              <w:spacing w:before="100" w:beforeAutospacing="1" w:after="100" w:afterAutospacing="1"/>
+              <w:jc w:val="center"/>
+              <w:rPr>
+                <w:rFonts w:ascii="Times New Roman" w:eastAsia="Times New Roman" w:hAnsi="Times New Roman" w:cs="Times New Roman"/>
+                <w:b/>
+                <w:bCs/>
+                <w:kern w:val="0"/>
+                <w:lang w:eastAsia="en-GB"/>
+                <w14:ligatures w14:val="none"/>
+              </w:rPr>
+            </w:pPr>
+            <w:r>
+              <w:rPr>
+                <w:rFonts w:ascii="Times New Roman" w:eastAsia="Times New Roman" w:hAnsi="Times New Roman" w:cs="Times New Roman"/>
+                <w:b/>
+                <w:bCs/>
+                <w:kern w:val="0"/>
+                <w:lang w:eastAsia="en-GB"/>
+                <w14:ligatures w14:val="none"/>
+              </w:rPr>
+              <w:t>Output</w:t>
+            </w:r>
+          </w:p>
+        </w:tc>
+      </w:tr>
+      <w:tr>
+        <w:trPr>
+          <w:tblHeader/>
+        </w:trPr>
+        <w:tc>
+          <w:tcPr>
+            <w:tcW w:w="0" w:type="auto"/>
+            <w:tcBorders>
+              <w:top w:val="single" w:sz="6" w:space="0" w:color="auto"/>
+              <w:left w:val="single" w:sz="6" w:space="0" w:color="auto"/>
+              <w:bottom w:val="single" w:sz="6" w:space="0" w:color="auto"/>
+              <w:right w:val="single" w:sz="6" w:space="0" w:color="auto"/>
+            </w:tcBorders>
+            <w:noWrap/>
+            <w:tcMar>
+              <w:top w:w="120" w:type="dxa"/>
+              <w:left w:w="180" w:type="dxa"/>
+              <w:bottom w:w="120" w:type="dxa"/>
+              <w:right w:w="180" w:type="dxa"/>
+            </w:tcMar>
+            <w:vAlign w:val="center"/>
+            <w:hideMark/>
+          </w:tcPr>
+          <w:p>
+            <w:pPr>
+              <w:spacing w:before="100" w:beforeAutospacing="1" w:after="100" w:afterAutospacing="1"/>
+              <w:jc w:val="center"/>
+              <w:rPr>
+                <w:rFonts w:ascii="Times New Roman" w:eastAsia="Times New Roman" w:hAnsi="Times New Roman" w:cs="Times New Roman"/>
+                <w:b/>
+                <w:bCs/>
+                <w:kern w:val="0"/>
+                <w:lang w:eastAsia="en-GB"/>
+                <w14:ligatures w14:val="none"/>
+              </w:rPr>
+            </w:pPr>
+            <w:r>
+              <w:rPr>
+                <w:rFonts w:ascii="Times New Roman" w:eastAsia="Times New Roman" w:hAnsi="Times New Roman" w:cs="Times New Roman"/>
+                <w:b/>
+                <w:bCs/>
+                <w:kern w:val="0"/>
+                <w:lang w:eastAsia="en-GB"/>
+                <w14:ligatures w14:val="none"/>
+              </w:rPr>
+              <w:t>LGBM script</w:t>
+            </w:r>
+          </w:p>
+        </w:tc>
+        <w:tc>
+          <w:tcPr>
+            <w:tcW w:w="0" w:type="auto"/>
+            <w:tcBorders>
+              <w:top w:val="single" w:sz="6" w:space="0" w:color="auto"/>
+              <w:left w:val="single" w:sz="6" w:space="0" w:color="auto"/>
+              <w:bottom w:val="single" w:sz="6" w:space="0" w:color="auto"/>
+              <w:right w:val="single" w:sz="6" w:space="0" w:color="auto"/>
+            </w:tcBorders>
+            <w:noWrap/>
+            <w:tcMar>
+              <w:top w:w="120" w:type="dxa"/>
+              <w:left w:w="180" w:type="dxa"/>
+              <w:bottom w:w="120" w:type="dxa"/>
+              <w:right w:w="180" w:type="dxa"/>
+            </w:tcMar>
+            <w:vAlign w:val="center"/>
+            <w:hideMark/>
+          </w:tcPr>
+          <w:p>
+            <w:pPr>
+              <w:spacing w:before="100" w:beforeAutospacing="1" w:after="100" w:afterAutospacing="1"/>
+              <w:jc w:val="center"/>
+              <w:rPr>
+                <w:rFonts w:ascii="Times New Roman" w:eastAsia="Times New Roman" w:hAnsi="Times New Roman" w:cs="Times New Roman"/>
+                <w:b/>
+                <w:bCs/>
+                <w:kern w:val="0"/>
+                <w:lang w:eastAsia="en-GB"/>
+                <w14:ligatures w14:val="none"/>
+              </w:rPr>
+            </w:pPr>
+            <w:r>
+              <w:rPr>
+                <w:rFonts w:ascii="Times New Roman" w:eastAsia="Times New Roman" w:hAnsi="Times New Roman" w:cs="Times New Roman"/>
+                <w:b/>
+                <w:bCs/>
+                <w:kern w:val="0"/>
+                <w:lang w:eastAsia="en-GB"/>
+                <w14:ligatures w14:val="none"/>
+              </w:rPr>
+              <w:t>candidate probability models</w:t>
+            </w:r>
+          </w:p>
+        </w:tc>
+      </w:tr>
+      <w:tr>
+        <w:trPr>
+          <w:tblHeader/>
+        </w:trPr>
+        <w:tc>
+          <w:tcPr>
+            <w:tcW w:w="0" w:type="auto"/>
+            <w:tcBorders>
+              <w:top w:val="single" w:sz="6" w:space="0" w:color="auto"/>
+              <w:left w:val="single" w:sz="6" w:space="0" w:color="auto"/>
+              <w:bottom w:val="single" w:sz="6" w:space="0" w:color="auto"/>
+              <w:right w:val="single" w:sz="6" w:space="0" w:color="auto"/>
+            </w:tcBorders>
+            <w:noWrap/>
+            <w:tcMar>
+              <w:top w:w="120" w:type="dxa"/>
+              <w:left w:w="180" w:type="dxa"/>
+              <w:bottom w:w="120" w:type="dxa"/>
+              <w:right w:w="180" w:type="dxa"/>
+            </w:tcMar>
+            <w:vAlign w:val="center"/>
+            <w:hideMark/>
+          </w:tcPr>
+          <w:p>
+            <w:pPr>
+              <w:spacing w:before="100" w:beforeAutospacing="1" w:after="100" w:afterAutospacing="1"/>
+              <w:jc w:val="center"/>
+              <w:rPr>
+                <w:rFonts w:ascii="Times New Roman" w:eastAsia="Times New Roman" w:hAnsi="Times New Roman" w:cs="Times New Roman"/>
+                <w:b/>
+                <w:bCs/>
+                <w:kern w:val="0"/>
+                <w:lang w:eastAsia="en-GB"/>
+                <w14:ligatures w14:val="none"/>
+              </w:rPr>
+            </w:pPr>
+            <w:r>
+              <w:rPr>
+                <w:rFonts w:ascii="Times New Roman" w:eastAsia="Times New Roman" w:hAnsi="Times New Roman" w:cs="Times New Roman"/>
+                <w:b/>
+                <w:bCs/>
+                <w:kern w:val="0"/>
+                <w:lang w:eastAsia="en-GB"/>
+                <w14:ligatures w14:val="none"/>
+              </w:rPr>
+              <w:t>ensemble builder</w:t>
+            </w:r>
+          </w:p>
+        </w:tc>
+        <w:tc>
+          <w:tcPr>
+            <w:tcW w:w="0" w:type="auto"/>
+            <w:tcBorders>
+              <w:top w:val="single" w:sz="6" w:space="0" w:color="auto"/>
+              <w:left w:val="single" w:sz="6" w:space="0" w:color="auto"/>
+              <w:bottom w:val="single" w:sz="6" w:space="0" w:color="auto"/>
+              <w:right w:val="single" w:sz="6" w:space="0" w:color="auto"/>
+            </w:tcBorders>
+            <w:noWrap/>
+            <w:tcMar>
+              <w:top w:w="120" w:type="dxa"/>
+              <w:left w:w="180" w:type="dxa"/>
+              <w:bottom w:w="120" w:type="dxa"/>
+              <w:right w:w="180" w:type="dxa"/>
+            </w:tcMar>
+            <w:vAlign w:val="center"/>
+            <w:hideMark/>
+          </w:tcPr>
+          <w:p>
+            <w:pPr>
+              <w:spacing w:before="100" w:beforeAutospacing="1" w:after="100" w:afterAutospacing="1"/>
+              <w:jc w:val="center"/>
+              <w:rPr>
+                <w:rFonts w:ascii="Times New Roman" w:eastAsia="Times New Roman" w:hAnsi="Times New Roman" w:cs="Times New Roman"/>
+                <w:b/>
+                <w:bCs/>
+                <w:kern w:val="0"/>
+                <w:lang w:eastAsia="en-GB"/>
+                <w14:ligatures w14:val="none"/>
+              </w:rPr>
+            </w:pPr>
+            <w:r>
+              <w:rPr>
+                <w:rFonts w:ascii="Times New Roman" w:eastAsia="Times New Roman" w:hAnsi="Times New Roman" w:cs="Times New Roman"/>
+                <w:b/>
+                <w:bCs/>
+                <w:kern w:val="0"/>
+                <w:lang w:eastAsia="en-GB"/>
+                <w14:ligatures w14:val="none"/>
+              </w:rPr>
+              <w:t>blended probabilities</w:t>
+            </w:r>
+          </w:p>
+        </w:tc>
+      </w:tr>
+      <w:tr>
+        <w:trPr>
+          <w:tblHeader/>
+        </w:trPr>
+        <w:tc>
+          <w:tcPr>
+            <w:tcW w:w="0" w:type="auto"/>
+            <w:tcBorders>
+              <w:top w:val="single" w:sz="6" w:space="0" w:color="auto"/>
+              <w:left w:val="single" w:sz="6" w:space="0" w:color="auto"/>
+              <w:bottom w:val="single" w:sz="6" w:space="0" w:color="auto"/>
+              <w:right w:val="single" w:sz="6" w:space="0" w:color="auto"/>
+            </w:tcBorders>
+            <w:noWrap/>
+            <w:tcMar>
+              <w:top w:w="120" w:type="dxa"/>
+              <w:left w:w="180" w:type="dxa"/>
+              <w:bottom w:w="120" w:type="dxa"/>
+              <w:right w:w="180" w:type="dxa"/>
+            </w:tcMar>
+            <w:vAlign w:val="center"/>
+            <w:hideMark/>
+          </w:tcPr>
+          <w:p>
+            <w:pPr>
+              <w:spacing w:before="100" w:beforeAutospacing="1" w:after="100" w:afterAutospacing="1"/>
+              <w:jc w:val="center"/>
+              <w:rPr>
+                <w:rFonts w:ascii="Times New Roman" w:eastAsia="Times New Roman" w:hAnsi="Times New Roman" w:cs="Times New Roman"/>
+                <w:b/>
+                <w:bCs/>
+                <w:kern w:val="0"/>
+                <w:lang w:eastAsia="en-GB"/>
+                <w14:ligatures w14:val="none"/>
+              </w:rPr>
+            </w:pPr>
+            <w:r>
+              <w:rPr>
+                <w:rFonts w:ascii="Times New Roman" w:eastAsia="Times New Roman" w:hAnsi="Times New Roman" w:cs="Times New Roman"/>
+                <w:b/>
+                <w:bCs/>
+                <w:kern w:val="0"/>
+                <w:lang w:eastAsia="en-GB"/>
+                <w14:ligatures w14:val="none"/>
+              </w:rPr>
+              <w:t>evaluation layer</w:t>
+            </w:r>
+          </w:p>
+        </w:tc>
+        <w:tc>
+          <w:tcPr>
+            <w:tcW w:w="0" w:type="auto"/>
+            <w:tcBorders>
+              <w:top w:val="single" w:sz="6" w:space="0" w:color="auto"/>
+              <w:left w:val="single" w:sz="6" w:space="0" w:color="auto"/>
+              <w:bottom w:val="single" w:sz="6" w:space="0" w:color="auto"/>
+              <w:right w:val="single" w:sz="6" w:space="0" w:color="auto"/>
+            </w:tcBorders>
+            <w:noWrap/>
+            <w:tcMar>
+              <w:top w:w="120" w:type="dxa"/>
+              <w:left w:w="180" w:type="dxa"/>
+              <w:bottom w:w="120" w:type="dxa"/>
+              <w:right w:w="180" w:type="dxa"/>
+            </w:tcMar>
+            <w:vAlign w:val="center"/>
+            <w:hideMark/>
+          </w:tcPr>
+          <w:p>
+            <w:pPr>
+              <w:spacing w:before="100" w:beforeAutospacing="1" w:after="100" w:afterAutospacing="1"/>
+              <w:jc w:val="center"/>
+              <w:rPr>
+                <w:rFonts w:ascii="Times New Roman" w:eastAsia="Times New Roman" w:hAnsi="Times New Roman" w:cs="Times New Roman"/>
+                <w:b/>
+                <w:bCs/>
+                <w:kern w:val="0"/>
+                <w:lang w:eastAsia="en-GB"/>
+                <w14:ligatures w14:val="none"/>
+              </w:rPr>
+            </w:pPr>
+            <w:r>
+              <w:rPr>
+                <w:rFonts w:ascii="Times New Roman" w:eastAsia="Times New Roman" w:hAnsi="Times New Roman" w:cs="Times New Roman"/>
+                <w:b/>
+                <w:bCs/>
+                <w:kern w:val="0"/>
+                <w:lang w:eastAsia="en-GB"/>
+                <w14:ligatures w14:val="none"/>
+              </w:rPr>
+              <w:t>AUC, log loss, calibration, ROI, edge bands</w:t>
+            </w:r>
+          </w:p>
+        </w:tc>
+      </w:tr>
+      <w:tr>
+        <w:trPr>
+          <w:tblHeader/>
+        </w:trPr>
+        <w:tc>
+          <w:tcPr>
+            <w:tcW w:w="0" w:type="auto"/>
+            <w:tcBorders>
+              <w:top w:val="single" w:sz="6" w:space="0" w:color="auto"/>
+              <w:left w:val="single" w:sz="6" w:space="0" w:color="auto"/>
+              <w:bottom w:val="single" w:sz="6" w:space="0" w:color="auto"/>
+              <w:right w:val="single" w:sz="6" w:space="0" w:color="auto"/>
+            </w:tcBorders>
+            <w:noWrap/>
+            <w:tcMar>
+              <w:top w:w="120" w:type="dxa"/>
+              <w:left w:w="180" w:type="dxa"/>
+              <w:bottom w:w="120" w:type="dxa"/>
+              <w:right w:w="180" w:type="dxa"/>
+            </w:tcMar>
+            <w:vAlign w:val="center"/>
+            <w:hideMark/>
+          </w:tcPr>
+          <w:p>
+            <w:pPr>
+              <w:spacing w:before="100" w:beforeAutospacing="1" w:after="100" w:afterAutospacing="1"/>
+              <w:jc w:val="center"/>
+              <w:rPr>
+                <w:rFonts w:ascii="Times New Roman" w:eastAsia="Times New Roman" w:hAnsi="Times New Roman" w:cs="Times New Roman"/>
+                <w:b/>
+                <w:bCs/>
+                <w:kern w:val="0"/>
+                <w:lang w:eastAsia="en-GB"/>
+                <w14:ligatures w14:val="none"/>
+              </w:rPr>
+            </w:pPr>
+            <w:r>
+              <w:rPr>
+                <w:rFonts w:ascii="Times New Roman" w:eastAsia="Times New Roman" w:hAnsi="Times New Roman" w:cs="Times New Roman"/>
+                <w:b/>
+                <w:bCs/>
+                <w:kern w:val="0"/>
+                <w:lang w:eastAsia="en-GB"/>
+                <w14:ligatures w14:val="none"/>
+              </w:rPr>
+              <w:t>decision layer</w:t>
+            </w:r>
+          </w:p>
+        </w:tc>
+        <w:tc>
+          <w:tcPr>
+            <w:tcW w:w="0" w:type="auto"/>
+            <w:tcBorders>
+              <w:top w:val="single" w:sz="6" w:space="0" w:color="auto"/>
+              <w:left w:val="single" w:sz="6" w:space="0" w:color="auto"/>
+              <w:bottom w:val="single" w:sz="6" w:space="0" w:color="auto"/>
+              <w:right w:val="single" w:sz="6" w:space="0" w:color="auto"/>
+            </w:tcBorders>
+            <w:noWrap/>
+            <w:tcMar>
+              <w:top w:w="120" w:type="dxa"/>
+              <w:left w:w="180" w:type="dxa"/>
+              <w:bottom w:w="120" w:type="dxa"/>
+              <w:right w:w="180" w:type="dxa"/>
+            </w:tcMar>
+            <w:vAlign w:val="center"/>
+            <w:hideMark/>
+          </w:tcPr>
+          <w:p>
+            <w:pPr>
+              <w:spacing w:before="100" w:beforeAutospacing="1" w:after="100" w:afterAutospacing="1"/>
+              <w:jc w:val="center"/>
+              <w:rPr>
+                <w:rFonts w:ascii="Times New Roman" w:eastAsia="Times New Roman" w:hAnsi="Times New Roman" w:cs="Times New Roman"/>
+                <w:b/>
+                <w:bCs/>
+                <w:kern w:val="0"/>
+                <w:lang w:eastAsia="en-GB"/>
+                <w14:ligatures w14:val="none"/>
+              </w:rPr>
+            </w:pPr>
+            <w:r>
+              <w:rPr>
+                <w:rFonts w:ascii="Times New Roman" w:eastAsia="Times New Roman" w:hAnsi="Times New Roman" w:cs="Times New Roman"/>
+                <w:b/>
+                <w:bCs/>
+                <w:kern w:val="0"/>
+                <w:lang w:eastAsia="en-GB"/>
+                <w14:ligatures w14:val="none"/>
+              </w:rPr>
+              <w:t>bet/no-bet rules</w:t>
+            </w:r>
+          </w:p>
+        </w:tc>
+      </w:tr>
+      <w:tr>
+        <w:trPr>
+          <w:tblHeader/>
+        </w:trPr>
+        <w:tc>
+          <w:tcPr>
+            <w:tcW w:w="0" w:type="auto"/>
+            <w:tcBorders>
+              <w:top w:val="single" w:sz="6" w:space="0" w:color="auto"/>
+              <w:left w:val="single" w:sz="6" w:space="0" w:color="auto"/>
+              <w:bottom w:val="single" w:sz="6" w:space="0" w:color="auto"/>
+              <w:right w:val="single" w:sz="6" w:space="0" w:color="auto"/>
+            </w:tcBorders>
+            <w:noWrap/>
+            <w:tcMar>
+              <w:top w:w="120" w:type="dxa"/>
+              <w:left w:w="180" w:type="dxa"/>
+              <w:bottom w:w="120" w:type="dxa"/>
+              <w:right w:w="180" w:type="dxa"/>
+            </w:tcMar>
+            <w:vAlign w:val="center"/>
+            <w:hideMark/>
+          </w:tcPr>
+          <w:p>
+            <w:pPr>
+              <w:spacing w:before="100" w:beforeAutospacing="1" w:after="100" w:afterAutospacing="1"/>
+              <w:jc w:val="center"/>
+              <w:rPr>
+                <w:rFonts w:ascii="Times New Roman" w:eastAsia="Times New Roman" w:hAnsi="Times New Roman" w:cs="Times New Roman"/>
+                <w:b/>
+                <w:bCs/>
+                <w:kern w:val="0"/>
+                <w:lang w:eastAsia="en-GB"/>
+                <w14:ligatures w14:val="none"/>
+              </w:rPr>
+            </w:pPr>
+            <w:r>
+              <w:rPr>
+                <w:rFonts w:ascii="Times New Roman" w:eastAsia="Times New Roman" w:hAnsi="Times New Roman" w:cs="Times New Roman"/>
+                <w:b/>
+                <w:bCs/>
+                <w:kern w:val="0"/>
+                <w:lang w:eastAsia="en-GB"/>
+                <w14:ligatures w14:val="none"/>
+              </w:rPr>
+              <w:t>stakeholder spreadsheet</w:t>
+            </w:r>
+          </w:p>
+        </w:tc>
+        <w:tc>
+          <w:tcPr>
+            <w:tcW w:w="0" w:type="auto"/>
+            <w:tcBorders>
+              <w:top w:val="single" w:sz="6" w:space="0" w:color="auto"/>
+              <w:left w:val="single" w:sz="6" w:space="0" w:color="auto"/>
+              <w:bottom w:val="single" w:sz="6" w:space="0" w:color="auto"/>
+              <w:right w:val="single" w:sz="6" w:space="0" w:color="auto"/>
+            </w:tcBorders>
+            <w:noWrap/>
+            <w:tcMar>
+              <w:top w:w="120" w:type="dxa"/>
+              <w:left w:w="180" w:type="dxa"/>
+              <w:bottom w:w="120" w:type="dxa"/>
+              <w:right w:w="180" w:type="dxa"/>
+            </w:tcMar>
+            <w:vAlign w:val="center"/>
+            <w:hideMark/>
+          </w:tcPr>
+          <w:p>
+            <w:pPr>
+              <w:spacing w:before="100" w:beforeAutospacing="1" w:after="100" w:afterAutospacing="1"/>
+              <w:jc w:val="center"/>
+              <w:rPr>
+                <w:rFonts w:ascii="Times New Roman" w:eastAsia="Times New Roman" w:hAnsi="Times New Roman" w:cs="Times New Roman"/>
+                <w:b/>
+                <w:bCs/>
+                <w:kern w:val="0"/>
+                <w:lang w:eastAsia="en-GB"/>
+                <w14:ligatures w14:val="none"/>
+              </w:rPr>
+            </w:pPr>
+            <w:r>
+              <w:rPr>
+                <w:rFonts w:ascii="Times New Roman" w:eastAsia="Times New Roman" w:hAnsi="Times New Roman" w:cs="Times New Roman"/>
+                <w:b/>
+                <w:bCs/>
+                <w:kern w:val="0"/>
+                <w:lang w:eastAsia="en-GB"/>
+                <w14:ligatures w14:val="none"/>
+              </w:rPr>
+              <w:t>reviewable recommendations</w:t>
+            </w:r>
+          </w:p>
+        </w:tc>
+      </w:tr>
+      <w:tr>
+        <w:trPr>
+          <w:tblHeader/>
+        </w:trPr>
+        <w:tc>
+          <w:tcPr>
+            <w:tcW w:w="0" w:type="auto"/>
+            <w:tcBorders>
+              <w:top w:val="single" w:sz="6" w:space="0" w:color="auto"/>
+              <w:left w:val="single" w:sz="6" w:space="0" w:color="auto"/>
+              <w:bottom w:val="single" w:sz="6" w:space="0" w:color="auto"/>
+              <w:right w:val="single" w:sz="6" w:space="0" w:color="auto"/>
+            </w:tcBorders>
+            <w:noWrap/>
+            <w:tcMar>
+              <w:top w:w="120" w:type="dxa"/>
+              <w:left w:w="180" w:type="dxa"/>
+              <w:bottom w:w="120" w:type="dxa"/>
+              <w:right w:w="180" w:type="dxa"/>
+            </w:tcMar>
+            <w:vAlign w:val="center"/>
+            <w:hideMark/>
+          </w:tcPr>
+          <w:p>
+            <w:pPr>
+              <w:spacing w:before="100" w:beforeAutospacing="1" w:after="100" w:afterAutospacing="1"/>
+              <w:jc w:val="center"/>
+              <w:rPr>
+                <w:rFonts w:ascii="Times New Roman" w:eastAsia="Times New Roman" w:hAnsi="Times New Roman" w:cs="Times New Roman"/>
+                <w:b/>
+                <w:bCs/>
+                <w:kern w:val="0"/>
+                <w:lang w:eastAsia="en-GB"/>
+                <w14:ligatures w14:val="none"/>
+              </w:rPr>
+            </w:pPr>
+            <w:r>
+              <w:rPr>
+                <w:rFonts w:ascii="Times New Roman" w:eastAsia="Times New Roman" w:hAnsi="Times New Roman" w:cs="Times New Roman"/>
+                <w:b/>
+                <w:bCs/>
+                <w:kern w:val="0"/>
+                <w:lang w:eastAsia="en-GB"/>
+                <w14:ligatures w14:val="none"/>
+              </w:rPr>
+              <w:t>GitHub pipeline</w:t>
+            </w:r>
+          </w:p>
+        </w:tc>
+        <w:tc>
+          <w:tcPr>
+            <w:tcW w:w="0" w:type="auto"/>
+            <w:tcBorders>
+              <w:top w:val="single" w:sz="6" w:space="0" w:color="auto"/>
+              <w:left w:val="single" w:sz="6" w:space="0" w:color="auto"/>
+              <w:bottom w:val="single" w:sz="6" w:space="0" w:color="auto"/>
+              <w:right w:val="single" w:sz="6" w:space="0" w:color="auto"/>
+            </w:tcBorders>
+            <w:noWrap/>
+            <w:tcMar>
+              <w:top w:w="120" w:type="dxa"/>
+              <w:left w:w="180" w:type="dxa"/>
+              <w:bottom w:w="120" w:type="dxa"/>
+              <w:right w:w="180" w:type="dxa"/>
+            </w:tcMar>
+            <w:vAlign w:val="center"/>
+            <w:hideMark/>
+          </w:tcPr>
+          <w:p>
+            <w:pPr>
+              <w:spacing w:before="100" w:beforeAutospacing="1" w:after="100" w:afterAutospacing="1"/>
+              <w:jc w:val="center"/>
+              <w:rPr>
+                <w:rFonts w:ascii="Times New Roman" w:eastAsia="Times New Roman" w:hAnsi="Times New Roman" w:cs="Times New Roman"/>
+                <w:b/>
+                <w:bCs/>
+                <w:kern w:val="0"/>
+                <w:lang w:eastAsia="en-GB"/>
+                <w14:ligatures w14:val="none"/>
+              </w:rPr>
+            </w:pPr>
+            <w:r>
+              <w:rPr>
+                <w:rFonts w:ascii="Times New Roman" w:eastAsia="Times New Roman" w:hAnsi="Times New Roman" w:cs="Times New Roman"/>
+                <w:b/>
+                <w:bCs/>
+                <w:kern w:val="0"/>
+                <w:lang w:eastAsia="en-GB"/>
+                <w14:ligatures w14:val="none"/>
+              </w:rPr>
+              <w:t>stable implementation</w:t>
+            </w:r>
+          </w:p>
+        </w:tc>
+      </w:tr>
+      <w:tr>
+        <w:trPr>
+          <w:tblHeader/>
+        </w:trPr>
+        <w:tc>
+          <w:tcPr>
+            <w:tcW w:w="0" w:type="auto"/>
+            <w:tcBorders>
+              <w:top w:val="single" w:sz="6" w:space="0" w:color="auto"/>
+              <w:left w:val="single" w:sz="6" w:space="0" w:color="auto"/>
+              <w:bottom w:val="single" w:sz="6" w:space="0" w:color="auto"/>
+              <w:right w:val="single" w:sz="6" w:space="0" w:color="auto"/>
+            </w:tcBorders>
+            <w:noWrap/>
+            <w:tcMar>
+              <w:top w:w="120" w:type="dxa"/>
+              <w:left w:w="180" w:type="dxa"/>
+              <w:bottom w:w="120" w:type="dxa"/>
+              <w:right w:w="180" w:type="dxa"/>
+            </w:tcMar>
+            <w:vAlign w:val="center"/>
+            <w:hideMark/>
+          </w:tcPr>
+          <w:p>
+            <w:pPr>
+              <w:spacing w:before="100" w:beforeAutospacing="1" w:after="100" w:afterAutospacing="1"/>
+              <w:jc w:val="center"/>
+              <w:rPr>
+                <w:rFonts w:ascii="Times New Roman" w:eastAsia="Times New Roman" w:hAnsi="Times New Roman" w:cs="Times New Roman"/>
+                <w:b/>
+                <w:bCs/>
+                <w:kern w:val="0"/>
+                <w:lang w:eastAsia="en-GB"/>
+                <w14:ligatures w14:val="none"/>
+              </w:rPr>
+            </w:pPr>
+            <w:r>
+              <w:rPr>
+                <w:rFonts w:ascii="Times New Roman" w:eastAsia="Times New Roman" w:hAnsi="Times New Roman" w:cs="Times New Roman"/>
+                <w:b/>
+                <w:bCs/>
+                <w:kern w:val="0"/>
+                <w:lang w:eastAsia="en-GB"/>
+                <w14:ligatures w14:val="none"/>
+              </w:rPr>
+              <w:t>deployment pipeline</w:t>
+            </w:r>
+          </w:p>
+        </w:tc>
+        <w:tc>
+          <w:tcPr>
+            <w:tcW w:w="0" w:type="auto"/>
+            <w:tcBorders>
+              <w:top w:val="single" w:sz="6" w:space="0" w:color="auto"/>
+              <w:left w:val="single" w:sz="6" w:space="0" w:color="auto"/>
+              <w:bottom w:val="single" w:sz="6" w:space="0" w:color="auto"/>
+              <w:right w:val="single" w:sz="6" w:space="0" w:color="auto"/>
+            </w:tcBorders>
+            <w:noWrap/>
+            <w:tcMar>
+              <w:top w:w="120" w:type="dxa"/>
+              <w:left w:w="180" w:type="dxa"/>
+              <w:bottom w:w="120" w:type="dxa"/>
+              <w:right w:w="180" w:type="dxa"/>
+            </w:tcMar>
+            <w:vAlign w:val="center"/>
+            <w:hideMark/>
+          </w:tcPr>
+          <w:p>
+            <w:pPr>
+              <w:spacing w:before="100" w:beforeAutospacing="1" w:after="100" w:afterAutospacing="1"/>
+              <w:jc w:val="center"/>
+              <w:rPr>
+                <w:rFonts w:ascii="Times New Roman" w:eastAsia="Times New Roman" w:hAnsi="Times New Roman" w:cs="Times New Roman"/>
+                <w:b/>
+                <w:bCs/>
+                <w:kern w:val="0"/>
+                <w:lang w:eastAsia="en-GB"/>
+                <w14:ligatures w14:val="none"/>
+              </w:rPr>
+            </w:pPr>
+            <w:r>
+              <w:rPr>
+                <w:rFonts w:ascii="Times New Roman" w:eastAsia="Times New Roman" w:hAnsi="Times New Roman" w:cs="Times New Roman"/>
+                <w:b/>
+                <w:bCs/>
+                <w:kern w:val="0"/>
+                <w:lang w:eastAsia="en-GB"/>
+                <w14:ligatures w14:val="none"/>
+              </w:rPr>
+              <w:t>live execution</w:t>
+            </w:r>
+          </w:p>
+        </w:tc>
+      </w:tr>
+    </w:tbl>
+    <w:p>
+      <w:pPr>
+        <w:rPr>
+          <w:b/>
+          <w:bCs/>
+        </w:rPr>
+      </w:pPr>
+    </w:p>
     <w:sectPr>
       <w:pgSz w:w="11906" w:h="16838"/>
       <w:pgMar w:top="1440" w:right="1440" w:bottom="1440" w:left="1440" w:header="708" w:footer="708" w:gutter="0"/>
@@ -925,6 +2409,58 @@
       <w:spacing w:val="5"/>
     </w:rPr>
   </w:style>
+  <w:style w:type="paragraph" w:customStyle="1" w:styleId="p1">
+    <w:name w:val="p1"/>
+    <w:basedOn w:val="Normal"/>
+    <w:rsid w:val="00BD5951"/>
+    <w:pPr>
+      <w:spacing w:before="100" w:beforeAutospacing="1" w:after="100" w:afterAutospacing="1"/>
+    </w:pPr>
+    <w:rPr>
+      <w:rFonts w:ascii="Times New Roman" w:eastAsia="Times New Roman" w:hAnsi="Times New Roman" w:cs="Times New Roman"/>
+      <w:kern w:val="0"/>
+      <w:lang w:eastAsia="en-GB"/>
+      <w14:ligatures w14:val="none"/>
+    </w:rPr>
+  </w:style>
+  <w:style w:type="paragraph" w:customStyle="1" w:styleId="p2">
+    <w:name w:val="p2"/>
+    <w:basedOn w:val="Normal"/>
+    <w:rsid w:val="00BD5951"/>
+    <w:pPr>
+      <w:spacing w:before="100" w:beforeAutospacing="1" w:after="100" w:afterAutospacing="1"/>
+    </w:pPr>
+    <w:rPr>
+      <w:rFonts w:ascii="Times New Roman" w:eastAsia="Times New Roman" w:hAnsi="Times New Roman" w:cs="Times New Roman"/>
+      <w:kern w:val="0"/>
+      <w:lang w:eastAsia="en-GB"/>
+      <w14:ligatures w14:val="none"/>
+    </w:rPr>
+  </w:style>
+  <w:style w:type="character" w:customStyle="1" w:styleId="s1">
+    <w:name w:val="s1"/>
+    <w:basedOn w:val="DefaultParagraphFont"/>
+    <w:rsid w:val="00BD5951"/>
+  </w:style>
+  <w:style w:type="character" w:customStyle="1" w:styleId="s2">
+    <w:name w:val="s2"/>
+    <w:basedOn w:val="DefaultParagraphFont"/>
+    <w:rsid w:val="00BD5951"/>
+  </w:style>
+  <w:style w:type="paragraph" w:customStyle="1" w:styleId="p3">
+    <w:name w:val="p3"/>
+    <w:basedOn w:val="Normal"/>
+    <w:rsid w:val="00BD5951"/>
+    <w:pPr>
+      <w:spacing w:before="100" w:beforeAutospacing="1" w:after="100" w:afterAutospacing="1"/>
+    </w:pPr>
+    <w:rPr>
+      <w:rFonts w:ascii="Times New Roman" w:eastAsia="Times New Roman" w:hAnsi="Times New Roman" w:cs="Times New Roman"/>
+      <w:kern w:val="0"/>
+      <w:lang w:eastAsia="en-GB"/>
+      <w14:ligatures w14:val="none"/>
+    </w:rPr>
+  </w:style>
 </w:styles>
 </file>
 
